--- a/tools/candidates/s1-oplata-za-raboty/15-obrashchenie-v-sud.docx
+++ b/tools/candidates/s1-oplata-za-raboty/15-obrashchenie-v-sud.docx
@@ -654,7 +654,7 @@
           <w:b w:val="0"/>
           <w:i w:val="0"/>
         </w:rPr>
-        <w:t>Истец: {{НАИМЕНОВАНИЕ_ПОДРЯДЧИКА}}, ИНН {{ИНН}}, ОГРН {{ОГРН}}, адрес: {{АДРЕС}}, тел. {{ТЕЛЕФОН}}, эл. почта {{EMAIL}}</w:t>
+        <w:t>Истец: {{НАИМЕНОВАНИЕ_СУБПОДРЯДЧИКА}}, ИНН {{ИНН}}, ОГРН {{ОГРН}}, адрес: {{АДРЕС}}, тел. {{ТЕЛЕФОН}}, эл. почта {{EMAIL}}</w:t>
       </w:r>
     </w:p>
     <w:p>
@@ -690,7 +690,7 @@
           <w:b w:val="0"/>
           <w:i w:val="0"/>
         </w:rPr>
-        <w:t>Между Истцом (Подрядчик) и Ответчиком (Заказчик) заключён договор № {{НОМЕР_ДОГОВОРА}} от {{ДАТА_ДОГОВОРА}}. Истец выполнил, а Ответчик принял работы на сумму {{СУММА_ПО_АКТАМ}} руб., что подтверждается актами {{ПЕРЕЧЕНЬ_АКТОВ}}, подписанными Ответчиком.</w:t>
+        <w:t>Между Истцом (Субподрядчик) и Ответчиком (Заказчик) заключён договор № {{НОМЕР_ДОГОВОРА}} от {{ДАТА_ДОГОВОРА}}. Истец выполнил, а Ответчик принял работы на сумму {{СУММА_ПО_АКТАМ}} руб., что подтверждается актами {{ПЕРЕЧЕНЬ_АКТОВ}}, подписанными Ответчиком.</w:t>
       </w:r>
     </w:p>
     <w:p>

--- a/tools/candidates/s1-oplata-za-raboty/15-obrashchenie-v-sud.docx
+++ b/tools/candidates/s1-oplata-za-raboty/15-obrashchenie-v-sud.docx
@@ -26,7 +26,7 @@
         <w:t xml:space="preserve">Важно, прочитайте до использования. </w:t>
       </w:r>
       <w:r>
-        <w:t>Это рабочий шаблон, а не юридическая консультация и не гарантия взыскания. Система рассчитана на одну ситуацию: работы приняты, задолженность и взаиморасчёты подтверждены документами, срок оплаты истёк. Приоритет всегда у условий вашего договора. Если заказчик удерживает оплату, заявляет зачёт, неустойку, недостатки или встречное требование, оспаривает подпись или объёмы, направил мотивированный отказ, работы сданы односторонним актом или есть признаки банкротства — это границы системы: откройте файл 01 и действуйте по строке своей границы. Ставок, сроков и размеров пошлин числом в тексте нет намеренно: они меняются, а файл сам не обновляется — берите их из названного источника на дату документа.</w:t>
+        <w:t>Это рабочий шаблон, а не юридическая консультация и не гарантия взыскания. Маршрут задолженности (шаги 6–12) рассчитан на одну ситуацию: работы приняты, задолженность и взаиморасчёты подтверждены документами, срок оплаты истёк; пока это не так, система ведёт к оформлению и сдаче работ. Приоритет всегда у условий вашего договора. Если заказчик удерживает оплату, заявляет зачёт, неустойку, недостатки или встречное требование, оспаривает подпись или объёмы, направил мотивированный отказ, работы сданы односторонним актом или есть признаки банкротства — это границы системы: откройте файл 01 и действуйте по строке своей границы. Ставок, сроков и размеров пошлин числом в тексте нет намеренно: они меняются, а файл сам не обновляется — берите их из названного источника на дату документа.</w:t>
       </w:r>
     </w:p>
     <w:p>
